--- a/Pembelajaran PeTIK/S 2/09 Database NoSQL/Semester 1/Pertemuan 06/Tugas Mandiri 06.docx
+++ b/Pembelajaran PeTIK/S 2/09 Database NoSQL/Semester 1/Pertemuan 06/Tugas Mandiri 06.docx
@@ -637,7 +637,7 @@
           <w:szCs w:val="24"/>
           <w:lang w:val="en-US"/>
         </w:rPr>
-        <w:t>atabase terlebih dahulu..</w:t>
+        <w:t>atabase</w:t>
       </w:r>
     </w:p>
     <w:p>
@@ -663,10 +663,10 @@
           <w:lang w:val="en-US"/>
         </w:rPr>
         <w:drawing>
-          <wp:inline distT="0" distB="0" distL="0" distR="0" wp14:anchorId="798D5987" wp14:editId="3EB086CE">
-            <wp:extent cx="2000529" cy="533474"/>
+          <wp:inline distT="0" distB="0" distL="0" distR="0" wp14:anchorId="1A2AC6AB" wp14:editId="76144005">
+            <wp:extent cx="1829055" cy="514422"/>
             <wp:effectExtent l="0" t="0" r="0" b="0"/>
-            <wp:docPr id="2" name="Picture 2"/>
+            <wp:docPr id="5" name="Picture 5"/>
             <wp:cNvGraphicFramePr>
               <a:graphicFrameLocks xmlns:a="http://schemas.openxmlformats.org/drawingml/2006/main" noChangeAspect="1"/>
             </wp:cNvGraphicFramePr>
@@ -686,7 +686,7 @@
                   <pic:spPr>
                     <a:xfrm>
                       <a:off x="0" y="0"/>
-                      <a:ext cx="2000529" cy="533474"/>
+                      <a:ext cx="1829055" cy="514422"/>
                     </a:xfrm>
                     <a:prstGeom prst="rect">
                       <a:avLst/>
@@ -765,10 +765,10 @@
           <w:lang w:val="en-US"/>
         </w:rPr>
         <w:drawing>
-          <wp:inline distT="0" distB="0" distL="0" distR="0" wp14:anchorId="31CA1A22" wp14:editId="31594FD0">
-            <wp:extent cx="3410426" cy="514422"/>
-            <wp:effectExtent l="0" t="0" r="0" b="0"/>
-            <wp:docPr id="1" name="Picture 1"/>
+          <wp:inline distT="0" distB="0" distL="0" distR="0" wp14:anchorId="62E3FB7D" wp14:editId="5F33D9FA">
+            <wp:extent cx="2991267" cy="523948"/>
+            <wp:effectExtent l="0" t="0" r="0" b="9525"/>
+            <wp:docPr id="8" name="Picture 8"/>
             <wp:cNvGraphicFramePr>
               <a:graphicFrameLocks xmlns:a="http://schemas.openxmlformats.org/drawingml/2006/main" noChangeAspect="1"/>
             </wp:cNvGraphicFramePr>
@@ -788,7 +788,7 @@
                   <pic:spPr>
                     <a:xfrm>
                       <a:off x="0" y="0"/>
-                      <a:ext cx="3410426" cy="514422"/>
+                      <a:ext cx="2991267" cy="523948"/>
                     </a:xfrm>
                     <a:prstGeom prst="rect">
                       <a:avLst/>
@@ -867,10 +867,10 @@
           <w:lang w:val="en-US"/>
         </w:rPr>
         <w:drawing>
-          <wp:inline distT="0" distB="0" distL="0" distR="0" wp14:anchorId="2ADF13BA" wp14:editId="4B0491CC">
-            <wp:extent cx="2600688" cy="2191056"/>
-            <wp:effectExtent l="0" t="0" r="9525" b="0"/>
-            <wp:docPr id="3" name="Picture 3"/>
+          <wp:inline distT="0" distB="0" distL="0" distR="0" wp14:anchorId="354A4634" wp14:editId="34EC98F0">
+            <wp:extent cx="2162175" cy="2926760"/>
+            <wp:effectExtent l="0" t="0" r="0" b="6985"/>
+            <wp:docPr id="1" name="Picture 1"/>
             <wp:cNvGraphicFramePr>
               <a:graphicFrameLocks xmlns:a="http://schemas.openxmlformats.org/drawingml/2006/main" noChangeAspect="1"/>
             </wp:cNvGraphicFramePr>
@@ -881,20 +881,27 @@
                     <pic:cNvPr id="1" name=""/>
                     <pic:cNvPicPr/>
                   </pic:nvPicPr>
-                  <pic:blipFill>
+                  <pic:blipFill rotWithShape="1">
                     <a:blip r:embed="rId10"/>
-                    <a:stretch>
-                      <a:fillRect/>
-                    </a:stretch>
+                    <a:srcRect b="880"/>
+                    <a:stretch/>
                   </pic:blipFill>
-                  <pic:spPr>
+                  <pic:spPr bwMode="auto">
                     <a:xfrm>
                       <a:off x="0" y="0"/>
-                      <a:ext cx="2600688" cy="2191056"/>
+                      <a:ext cx="2162477" cy="2927169"/>
                     </a:xfrm>
                     <a:prstGeom prst="rect">
                       <a:avLst/>
                     </a:prstGeom>
+                    <a:ln>
+                      <a:noFill/>
+                    </a:ln>
+                    <a:extLst>
+                      <a:ext uri="{53640926-AAD7-44D8-BBD7-CCE9431645EC}">
+                        <a14:shadowObscured xmlns:a14="http://schemas.microsoft.com/office/drawing/2010/main"/>
+                      </a:ext>
+                    </a:extLst>
                   </pic:spPr>
                 </pic:pic>
               </a:graphicData>
@@ -912,10 +919,10 @@
           <w:lang w:val="en-US"/>
         </w:rPr>
         <w:drawing>
-          <wp:inline distT="0" distB="0" distL="0" distR="0" wp14:anchorId="7707F4C7" wp14:editId="07466C89">
-            <wp:extent cx="4515480" cy="1724266"/>
-            <wp:effectExtent l="0" t="0" r="0" b="9525"/>
-            <wp:docPr id="4" name="Picture 4"/>
+          <wp:inline distT="0" distB="0" distL="0" distR="0" wp14:anchorId="4B9BB8CA" wp14:editId="300D03F6">
+            <wp:extent cx="4182059" cy="1914792"/>
+            <wp:effectExtent l="0" t="0" r="9525" b="9525"/>
+            <wp:docPr id="9" name="Picture 9"/>
             <wp:cNvGraphicFramePr>
               <a:graphicFrameLocks xmlns:a="http://schemas.openxmlformats.org/drawingml/2006/main" noChangeAspect="1"/>
             </wp:cNvGraphicFramePr>
@@ -935,7 +942,7 @@
                   <pic:spPr>
                     <a:xfrm>
                       <a:off x="0" y="0"/>
-                      <a:ext cx="4515480" cy="1724266"/>
+                      <a:ext cx="4182059" cy="1914792"/>
                     </a:xfrm>
                     <a:prstGeom prst="rect">
                       <a:avLst/>
@@ -947,125 +954,6 @@
           </wp:inline>
         </w:drawing>
       </w:r>
-    </w:p>
-    <w:p>
-      <w:pPr>
-        <w:pStyle w:val="ListParagraph"/>
-        <w:spacing w:after="160" w:line="259" w:lineRule="auto"/>
-        <w:rPr>
-          <w:rFonts w:asciiTheme="majorBidi" w:eastAsia="Times New Roman" w:hAnsiTheme="majorBidi" w:cstheme="majorBidi"/>
-          <w:bCs/>
-          <w:noProof/>
-          <w:sz w:val="24"/>
-          <w:szCs w:val="24"/>
-          <w:lang w:val="en-US"/>
-        </w:rPr>
-      </w:pPr>
-    </w:p>
-    <w:p>
-      <w:pPr>
-        <w:pStyle w:val="ListParagraph"/>
-        <w:numPr>
-          <w:ilvl w:val="0"/>
-          <w:numId w:val="3"/>
-        </w:numPr>
-        <w:spacing w:after="160" w:line="259" w:lineRule="auto"/>
-        <w:rPr>
-          <w:rFonts w:asciiTheme="majorBidi" w:eastAsia="Times New Roman" w:hAnsiTheme="majorBidi" w:cstheme="majorBidi"/>
-          <w:bCs/>
-          <w:noProof/>
-          <w:sz w:val="24"/>
-          <w:szCs w:val="24"/>
-          <w:lang w:val="en-US"/>
-        </w:rPr>
-      </w:pPr>
-      <w:r>
-        <w:rPr>
-          <w:rFonts w:asciiTheme="majorBidi" w:eastAsia="Times New Roman" w:hAnsiTheme="majorBidi" w:cstheme="majorBidi"/>
-          <w:bCs/>
-          <w:noProof/>
-          <w:sz w:val="24"/>
-          <w:szCs w:val="24"/>
-          <w:lang w:val="en-US"/>
-        </w:rPr>
-        <w:t>S</w:t>
-      </w:r>
-    </w:p>
-    <w:p>
-      <w:pPr>
-        <w:pStyle w:val="ListParagraph"/>
-        <w:numPr>
-          <w:ilvl w:val="0"/>
-          <w:numId w:val="3"/>
-        </w:numPr>
-        <w:spacing w:after="160" w:line="259" w:lineRule="auto"/>
-        <w:rPr>
-          <w:rFonts w:asciiTheme="majorBidi" w:eastAsia="Times New Roman" w:hAnsiTheme="majorBidi" w:cstheme="majorBidi"/>
-          <w:bCs/>
-          <w:noProof/>
-          <w:sz w:val="24"/>
-          <w:szCs w:val="24"/>
-          <w:lang w:val="en-US"/>
-        </w:rPr>
-      </w:pPr>
-      <w:r>
-        <w:rPr>
-          <w:rFonts w:asciiTheme="majorBidi" w:eastAsia="Times New Roman" w:hAnsiTheme="majorBidi" w:cstheme="majorBidi"/>
-          <w:bCs/>
-          <w:noProof/>
-          <w:sz w:val="24"/>
-          <w:szCs w:val="24"/>
-          <w:lang w:val="en-US"/>
-        </w:rPr>
-        <w:t>S</w:t>
-      </w:r>
-    </w:p>
-    <w:p>
-      <w:pPr>
-        <w:pStyle w:val="ListParagraph"/>
-        <w:numPr>
-          <w:ilvl w:val="0"/>
-          <w:numId w:val="3"/>
-        </w:numPr>
-        <w:spacing w:after="160" w:line="259" w:lineRule="auto"/>
-        <w:rPr>
-          <w:rFonts w:asciiTheme="majorBidi" w:eastAsia="Times New Roman" w:hAnsiTheme="majorBidi" w:cstheme="majorBidi"/>
-          <w:bCs/>
-          <w:noProof/>
-          <w:sz w:val="24"/>
-          <w:szCs w:val="24"/>
-          <w:lang w:val="en-US"/>
-        </w:rPr>
-      </w:pPr>
-      <w:r>
-        <w:rPr>
-          <w:rFonts w:asciiTheme="majorBidi" w:eastAsia="Times New Roman" w:hAnsiTheme="majorBidi" w:cstheme="majorBidi"/>
-          <w:bCs/>
-          <w:noProof/>
-          <w:sz w:val="24"/>
-          <w:szCs w:val="24"/>
-          <w:lang w:val="en-US"/>
-        </w:rPr>
-        <w:t>S</w:t>
-      </w:r>
-    </w:p>
-    <w:p>
-      <w:pPr>
-        <w:pStyle w:val="ListParagraph"/>
-        <w:numPr>
-          <w:ilvl w:val="0"/>
-          <w:numId w:val="3"/>
-        </w:numPr>
-        <w:spacing w:after="160" w:line="259" w:lineRule="auto"/>
-        <w:rPr>
-          <w:rFonts w:asciiTheme="majorBidi" w:eastAsia="Times New Roman" w:hAnsiTheme="majorBidi" w:cstheme="majorBidi"/>
-          <w:bCs/>
-          <w:noProof/>
-          <w:sz w:val="24"/>
-          <w:szCs w:val="24"/>
-          <w:lang w:val="en-US"/>
-        </w:rPr>
-      </w:pPr>
     </w:p>
     <w:sectPr>
       <w:headerReference w:type="default" r:id="rId12"/>
@@ -1923,6 +1811,7 @@
   <w:style w:type="character" w:default="1" w:styleId="DefaultParagraphFont">
     <w:name w:val="Default Paragraph Font"/>
     <w:uiPriority w:val="1"/>
+    <w:semiHidden/>
     <w:unhideWhenUsed/>
   </w:style>
   <w:style w:type="table" w:default="1" w:styleId="TableNormal">
